--- a/preview/docxs/19-modern-timeline-violet.docx
+++ b/preview/docxs/19-modern-timeline-violet.docx
@@ -508,7 +508,7 @@
         </w:rPr>
         <w:t xml:space="preserve">Demo: </w:t>
       </w:r>
-      <w:hyperlink w:history="1" r:id="rIdytqu4zwulshjhgwduim20">
+      <w:hyperlink w:history="1" r:id="rId78x_vmoc1wkghqvsfoewn">
         <w:r>
           <w:rPr>
             <w:color w:val="7c3aed"/>
@@ -536,7 +536,7 @@
         </w:rPr>
         <w:t xml:space="preserve">Code: </w:t>
       </w:r>
-      <w:hyperlink w:history="1" r:id="rIdbubhgtvhx3tvbhvhjwblg">
+      <w:hyperlink w:history="1" r:id="rIdu2vwzilwrttgik0yrbme4">
         <w:r>
           <w:rPr>
             <w:color w:val="7c3aed"/>
@@ -626,7 +626,7 @@
         </w:rPr>
         <w:t xml:space="preserve">Demo: </w:t>
       </w:r>
-      <w:hyperlink w:history="1" r:id="rIdjbt9vsuhqv_5uiyqgeoqy">
+      <w:hyperlink w:history="1" r:id="rId3uhm6ogsigbl1c8agrotw">
         <w:r>
           <w:rPr>
             <w:color w:val="7c3aed"/>
@@ -1060,7 +1060,7 @@
         </w:rPr>
         <w:t xml:space="preserve">Portfolio: </w:t>
       </w:r>
-      <w:hyperlink w:history="1" r:id="rId0q1l34pbbmgqyt1yti9ay">
+      <w:hyperlink w:history="1" r:id="rId4kktrjsudvvyk7rk9llgg">
         <w:r>
           <w:rPr>
             <w:color w:val="7c3aed"/>
